--- a/Free-Quarry/Ultras/Psalm-90-Ultra-The-Prayer-of-Moses.docx
+++ b/Free-Quarry/Ultras/Psalm-90-Ultra-The-Prayer-of-Moses.docx
@@ -44,7 +44,7 @@
           <w:i/>
           <w:sz w:val="22"/>
         </w:rPr>
-        <w:t>The Bush-man’s prayer holds a whole grammar in five verses: the dwelling older than mountains, the horizon doubled, the mountains born and the earth laboured out, the millennium priced at one sentry-shift, the counting-verb enrolled in wisdom’s school, chesed served at first light with its answering vow on the shelf — and the final, doubled petition asking the world-founding verb over the work of human hands. The full seventeen-verse bloom is recorded as owed.</w:t>
+        <w:t>The Bush-man’s prayer holds a whole grammar in five verses: the dwelling older than mountains, the horizon doubled, the mountains born and the earth laboured out, the millennium priced at one sentry-shift, the counting-verb enrolled in wisdom’s school, chesed served at first light with its answering vow on the shelf — and the final, doubled petition asking the world-founding verb over the work of human hands.</w:t>
       </w:r>
     </w:p>
     <w:p>
@@ -248,7 +248,7 @@
           <w:i/>
           <w:sz w:val="22"/>
         </w:rPr>
-        <w:t>Lord, You have been our dwelling place through all generations. Before the mountains were born or You brought forth the earth and the world, from everlasting to everlasting You are God.</w:t>
+        <w:t>A prayer of Moses the man of God. Lord, You have been our dwelling place through all generations. Before the mountains were born or You brought forth the earth and the world, from everlasting to everlasting You are God.</w:t>
       </w:r>
     </w:p>
     <w:p>
@@ -398,7 +398,7 @@
           <w:sz w:val="22"/>
           <w:rtl w:val="1"/>
         </w:rPr>
-        <w:t>תְּפִלָּה לְמֹשֶׁה אִישׁ־הָאֱלֹהִים אֲדֹנָי מָעוֹן אַתָּה הָיִיתָ לָּנוּ בְּדֹר וָדֹר׃ בְּטֶרֶם הָרִים יֻלָּדוּ וַתְּחוֹלֵל אֶרֶץ וְתֵבֵל וּמֵעוֹלָם עַד־עוֹלָם אַתָּה אֵל׃</w:t>
+        <w:t>תְּפִלָּה֮ לְמֹשֶׁ֪ה אִֽישׁ־הָאֱלֹ֫הִ֥ים אֲֽדֹנָ֗י מָע֣וֹן אַ֭תָּה הָיִ֥יתָ לָּ֗נוּ בְּדֹ֣ר וָדֹֽר׃ בְּטֶ֤רֶם ׀ הָ֘רִ֤ים יֻלָּ֗דוּ וַתְּח֣וֹלֵֽל אֶ֣רֶץ וְתֵבֵ֑ל וּֽמֵעוֹלָ֥ם עַד־ע֝וֹלָ֗ם אַתָּ֥ה אֵֽל׃</w:t>
       </w:r>
     </w:p>
     <w:p>
@@ -667,7 +667,7 @@
           <w:sz w:val="22"/>
           <w:rtl w:val="1"/>
         </w:rPr>
-        <w:t>כִּי אֶלֶף שָׁנִים בְּעֵינֶיךָ כְּיוֹם אֶתְמוֹל כִּי יַעֲבֹר וְאַשְׁמוּרָה בַלָּיְלָה׃</w:t>
+        <w:t>כִּ֤י אֶ֪לֶף שָׁנִ֡ים בְּֽעֵינֶ֗יךָ כְּי֣וֹם אֶ֭תְמוֹל כִּ֣י יַעֲבֹ֑ר וְאַשְׁמוּרָ֥ה בַלָּֽיְלָה׃</w:t>
       </w:r>
     </w:p>
     <w:p>
@@ -894,7 +894,7 @@
           <w:sz w:val="22"/>
           <w:rtl w:val="1"/>
         </w:rPr>
-        <w:t>לִמְנוֹת יָמֵינוּ כֵּן הוֹדַע וְנָבִא לְבַב חָכְמָה׃</w:t>
+        <w:t>לִמְנ֣וֹת יָ֭מֵינוּ כֵּ֣ן הוֹדַ֑ע וְ֝נָבִ֗א לְבַ֣ב חָכְמָֽה׃</w:t>
       </w:r>
     </w:p>
     <w:p>
@@ -965,7 +965,7 @@
           <w:i w:val="0"/>
           <w:sz w:val="20"/>
         </w:rPr>
-        <w:t>• ve-navi levav chochmah (וְנָבִא לְבַב חָכְמָה) — that we may BRING IN a heart of wisdom: navi — the bringing-home, harvest verb: wisdom carted into the barn of the levav, the doubled heart of the Shema. Counted days, gathered as grain. The before carries this now: it asks that we PRESENT a heart of wisdom, which is a bringing verb, where the older English had us apply our hearts unto wisdom — a different grammar entirely, aiming the heart at wisdom rather than carrying a wisdom-heart in.</w:t>
+        <w:t>• ve-navi levav chochmah (וְנָבִא לְבַב חָכְמָה) — that we may BRING IN a heart of wisdom: navi — a bringing-in verb, pictured here as harvest: wisdom carted into the barn of the levav, the doubled heart of the Shema. Counted days, gathered as grain. The before carries this now: it asks that we PRESENT a heart of wisdom, which is a bringing verb, where the older English had us apply our hearts unto wisdom — a different grammar entirely, aiming the heart at wisdom rather than carrying a wisdom-heart in.</w:t>
       </w:r>
     </w:p>
     <w:p>
@@ -1150,7 +1150,7 @@
           <w:sz w:val="22"/>
           <w:rtl w:val="1"/>
         </w:rPr>
-        <w:t>שַׂבְּעֵנוּ בַבֹּקֶר חַסְדֶּךָ וּנְרַנְּנָה וְנִשְׂמְחָה בְּכָל־יָמֵינוּ׃</w:t>
+        <w:t>שַׂבְּעֵ֣נוּ בַבֹּ֣קֶר חַסְדֶּ֑ךָ וּֽנְרַנְּנָ֥ה וְ֝נִשְׂמְחָ֗ה בְּכָל־יָמֵֽינוּ׃</w:t>
       </w:r>
     </w:p>
     <w:p>
@@ -1222,7 +1222,7 @@
           <w:i w:val="0"/>
           <w:sz w:val="20"/>
         </w:rPr>
-        <w:t>• chasdecha · u-nerannenah (חַסְדֶּךָ · וּנְרַנְּנָה) — Your chesed, and we will RING OUT: chesed as breakfast, and the singing budgeted for all the days that follow. And the shape of this petition is answered by name elsewhere on the shelf: Psalm 59:17 declares in the singular what this psalm asks in the plural — va-arannen la-boqer chasdekha, I will ring out at morning Your loyal-love. The same three words stand in both verses — boker, chesed, ranan — though not in the same order, and morning-with-chesed recurs elsewhere in the Psalter, so the pairing is shared vocabulary rather than a designed answer. What holds without the reach is the shape: one asks in the plural, the other declares in the singular. And rinnah, from the same root, is what Zephaniah 3:17 gives God from His side.</w:t>
+        <w:t>• chasdecha · u-nerannenah (חַסְדֶּךָ · וּנְרַנְּנָה) — Your chesed, and we will RING OUT: chesed as breakfast, and the singing budgeted for all the days that follow. And the shape of this petition is answered by name elsewhere on the shelf: Psalm 59:17 (English 59:16) declares in the singular what this psalm asks in the plural — va-arannen la-boqer chasdekha, I will ring out at morning Your loyal-love. The same three words stand in both verses — boker, chesed, ranan — though not in the same order, and morning-with-chesed recurs elsewhere in the Psalter, so the pairing is shared vocabulary rather than a designed answer. What holds without the reach is the shape: one asks in the plural, the other declares in the singular. And rinnah, from the same root, is what Zephaniah 3:17 gives God from His side.</w:t>
       </w:r>
     </w:p>
     <w:p>
@@ -1422,7 +1422,7 @@
           <w:sz w:val="22"/>
           <w:rtl w:val="1"/>
         </w:rPr>
-        <w:t>וִיהִי נֹעַם אֲדֹנָי אֱלֹהֵינוּ עָלֵינוּ וּמַעֲשֵׂה יָדֵינוּ כּוֹנְנָה עָלֵינוּ וּמַעֲשֵׂה יָדֵינוּ כּוֹנְנֵהוּ׃</w:t>
+        <w:t>וִיהִ֤י ׀ נֹ֤עַם אֲדֹנָ֥י אֱלֹהֵ֗ינוּ עָ֫לֵ֥ינוּ וּמַעֲשֵׂ֣ה יָ֭דֵינוּ כּוֹנְנָ֥ה עָלֵ֑ינוּ וּֽמַעֲשֵׂ֥ה יָ֝דֵ֗ינוּ כּוֹנְנֵֽהוּ׃</w:t>
       </w:r>
     </w:p>
     <w:p>
@@ -1599,7 +1599,7 @@
           <w:sz w:val="26"/>
           <w:rtl w:val="1"/>
         </w:rPr>
-        <w:t>תְּפִלָּה לְמֹשֶׁה אִישׁ־הָאֱלֹהִים׃</w:t>
+        <w:t>תְּפִלָּה֮ לְמֹשֶׁ֪ה אִֽישׁ־הָאֱלֹ֫הִ֥ים</w:t>
       </w:r>
     </w:p>
     <w:p>
@@ -1619,7 +1619,7 @@
           <w:sz w:val="26"/>
           <w:rtl w:val="1"/>
         </w:rPr>
-        <w:t>אֲדֹנָי, מָעוֹן אַתָּה הָיִיתָ לָּנוּ,</w:t>
+        <w:t>אֲֽדֹנָ֗י מָע֣וֹן אַ֭תָּה הָיִ֥יתָ לָּ֗נוּ</w:t>
       </w:r>
     </w:p>
     <w:p>
@@ -1639,7 +1639,7 @@
           <w:sz w:val="26"/>
           <w:rtl w:val="1"/>
         </w:rPr>
-        <w:t>בְּדֹר וָדֹר׃</w:t>
+        <w:t>בְּדֹ֣ר וָדֹֽר׃</w:t>
       </w:r>
     </w:p>
     <w:p>
@@ -1659,7 +1659,7 @@
           <w:sz w:val="26"/>
           <w:rtl w:val="1"/>
         </w:rPr>
-        <w:t>בְּטֶרֶם הָרִים יֻלָּדוּ,</w:t>
+        <w:t>בְּטֶ֤רֶם ׀ הָ֘רִ֤ים יֻלָּ֗דוּ</w:t>
       </w:r>
     </w:p>
     <w:p>
@@ -1679,7 +1679,7 @@
           <w:sz w:val="26"/>
           <w:rtl w:val="1"/>
         </w:rPr>
-        <w:t>וַתְּחוֹלֵל אֶרֶץ וְתֵבֵל,</w:t>
+        <w:t>וַתְּח֣וֹלֵֽל אֶ֣רֶץ וְתֵבֵ֑ל</w:t>
       </w:r>
     </w:p>
     <w:p>
@@ -1699,7 +1699,7 @@
           <w:sz w:val="26"/>
           <w:rtl w:val="1"/>
         </w:rPr>
-        <w:t>וּמֵעוֹלָם עַד־עוֹלָם, אַתָּה אֵל׃</w:t>
+        <w:t>וּֽמֵעוֹלָ֥ם עַד־ע֝וֹלָ֗ם אַתָּ֥ה אֵֽל׃</w:t>
       </w:r>
     </w:p>
     <w:p>
@@ -1719,7 +1719,7 @@
           <w:sz w:val="26"/>
           <w:rtl w:val="1"/>
         </w:rPr>
-        <w:t>כִּי אֶלֶף שָׁנִים בְּעֵינֶיךָ,</w:t>
+        <w:t>כִּ֤י אֶ֪לֶף שָׁנִ֡ים בְּֽעֵינֶ֗יךָ</w:t>
       </w:r>
     </w:p>
     <w:p>
@@ -1739,7 +1739,7 @@
           <w:sz w:val="26"/>
           <w:rtl w:val="1"/>
         </w:rPr>
-        <w:t>כְּיוֹם אֶתְמוֹל כִּי יַעֲבֹר,</w:t>
+        <w:t>כְּי֣וֹם אֶ֭תְמוֹל כִּ֣י יַעֲבֹ֑ר</w:t>
       </w:r>
     </w:p>
     <w:p>
@@ -1759,7 +1759,7 @@
           <w:sz w:val="26"/>
           <w:rtl w:val="1"/>
         </w:rPr>
-        <w:t>וְאַשְׁמוּרָה בַלָּיְלָה׃</w:t>
+        <w:t>וְאַשְׁמוּרָ֥ה בַלָּֽיְלָה׃</w:t>
       </w:r>
     </w:p>
     <w:p>
@@ -1779,7 +1779,7 @@
           <w:sz w:val="26"/>
           <w:rtl w:val="1"/>
         </w:rPr>
-        <w:t>לִמְנוֹת יָמֵינוּ כֵּן הוֹדַע,</w:t>
+        <w:t>לִמְנ֣וֹת יָ֭מֵינוּ כֵּ֣ן הוֹדַ֑ע</w:t>
       </w:r>
     </w:p>
     <w:p>
@@ -1799,7 +1799,7 @@
           <w:sz w:val="26"/>
           <w:rtl w:val="1"/>
         </w:rPr>
-        <w:t>וְנָבִא לְבַב חָכְמָה׃</w:t>
+        <w:t>וְ֝נָבִ֗א לְבַ֣ב חָכְמָֽה׃</w:t>
       </w:r>
     </w:p>
     <w:p>
@@ -1819,7 +1819,7 @@
           <w:sz w:val="26"/>
           <w:rtl w:val="1"/>
         </w:rPr>
-        <w:t>שַׂבְּעֵנוּ בַבֹּקֶר חַסְדֶּךָ,</w:t>
+        <w:t>שַׂבְּעֵ֣נוּ בַבֹּ֣קֶר חַסְדֶּ֑ךָ</w:t>
       </w:r>
     </w:p>
     <w:p>
@@ -1839,7 +1839,7 @@
           <w:sz w:val="26"/>
           <w:rtl w:val="1"/>
         </w:rPr>
-        <w:t>וּנְרַנְּנָה וְנִשְׂמְחָה בְּכָל־יָמֵינוּ׃</w:t>
+        <w:t>וּֽנְרַנְּנָ֥ה וְ֝נִשְׂמְחָ֗ה בְּכָל־יָמֵֽינוּ׃</w:t>
       </w:r>
     </w:p>
     <w:p>
@@ -1859,7 +1859,7 @@
           <w:sz w:val="26"/>
           <w:rtl w:val="1"/>
         </w:rPr>
-        <w:t>וִיהִי נֹעַם אֲדֹנָי אֱלֹהֵינוּ עָלֵינוּ,</w:t>
+        <w:t>וִיהִ֤י ׀ נֹ֤עַם אֲדֹנָ֥י אֱלֹהֵ֗ינוּ עָ֫לֵ֥ינוּ</w:t>
       </w:r>
     </w:p>
     <w:p>
@@ -1879,7 +1879,7 @@
           <w:sz w:val="26"/>
           <w:rtl w:val="1"/>
         </w:rPr>
-        <w:t>וּמַעֲשֵׂה יָדֵינוּ כּוֹנְנָה עָלֵינוּ,</w:t>
+        <w:t>וּמַעֲשֵׂ֣ה יָ֭דֵינוּ כּוֹנְנָ֥ה עָלֵ֑ינוּ</w:t>
       </w:r>
     </w:p>
     <w:p>
@@ -1899,7 +1899,7 @@
           <w:sz w:val="26"/>
           <w:rtl w:val="1"/>
         </w:rPr>
-        <w:t>וּמַעֲשֵׂה יָדֵינוּ, כּוֹנְנֵהוּ׃</w:t>
+        <w:t>וּֽמַעֲשֵׂ֥ה יָ֝דֵ֗ינוּ כּוֹנְנֵֽהוּ׃</w:t>
       </w:r>
     </w:p>
     <w:p>
@@ -2438,7 +2438,7 @@
           <w:sz w:val="26"/>
           <w:rtl w:val="1"/>
         </w:rPr>
-        <w:t>תְּפִלָּה שֶׁל מֹשֶׁה, אִישׁ הָאֱלֹהִים׃</w:t>
+        <w:t>תְּפִלָּה שֶׁל מֹשֶׁה אִישׁ הָאֱלֹהִים׃</w:t>
       </w:r>
     </w:p>
     <w:p>
@@ -2456,7 +2456,7 @@
           <w:sz w:val="26"/>
           <w:rtl w:val="1"/>
         </w:rPr>
-        <w:t>אֲדֹנָי, מָעוֹן הָיִיתָ לָנוּ,</w:t>
+        <w:t>אֲדֹנָי מָעוֹן הָיִיתָ לָנוּ</w:t>
       </w:r>
     </w:p>
     <w:p>
@@ -2492,7 +2492,7 @@
           <w:sz w:val="26"/>
           <w:rtl w:val="1"/>
         </w:rPr>
-        <w:t>בְּטֶרֶם נוֹלְדוּ הֶהָרִים,</w:t>
+        <w:t>בְּטֶרֶם נוֹלְדוּ הֶהָרִים</w:t>
       </w:r>
     </w:p>
     <w:p>
@@ -2510,7 +2510,7 @@
           <w:sz w:val="26"/>
           <w:rtl w:val="1"/>
         </w:rPr>
-        <w:t>לִפְנֵי שֶׁחוֹלַלְתָּ אֶת־הָאָרֶץ וְאֶת־הַתֵּבֵל לְהוֹצִיאָם,</w:t>
+        <w:t>לִפְנֵי שֶׁחוֹלַלְתָּ אֶת־הָאָרֶץ וְאֶת־הַתֵּבֵל לְהוֹצִיאָם</w:t>
       </w:r>
     </w:p>
     <w:p>
@@ -2528,7 +2528,7 @@
           <w:sz w:val="26"/>
           <w:rtl w:val="1"/>
         </w:rPr>
-        <w:t>מֵעוֹלָם עַד־עוֹלָם, אַתָּה אֵל׃</w:t>
+        <w:t>מֵעוֹלָם עַד־עוֹלָם אַתָּה אֵל׃</w:t>
       </w:r>
     </w:p>
     <w:p>
@@ -2546,7 +2546,7 @@
           <w:sz w:val="26"/>
           <w:rtl w:val="1"/>
         </w:rPr>
-        <w:t>כִּי אֶלֶף שָׁנִים, בְּעֵינֶיךָ,</w:t>
+        <w:t>כִּי אֶלֶף שָׁנִים בְּעֵינֶיךָ</w:t>
       </w:r>
     </w:p>
     <w:p>
@@ -2564,7 +2564,7 @@
           <w:sz w:val="26"/>
           <w:rtl w:val="1"/>
         </w:rPr>
-        <w:t>כְּיוֹם אֶתְמוֹל כַּאֲשֶׁר יַחֲלֹף,</w:t>
+        <w:t>כְּיוֹם אֶתְמוֹל כַּאֲשֶׁר יַחֲלֹף</w:t>
       </w:r>
     </w:p>
     <w:p>
@@ -2600,7 +2600,7 @@
           <w:sz w:val="26"/>
           <w:rtl w:val="1"/>
         </w:rPr>
-        <w:t>לִמְנוֹת אֶת־יָמֵינוּ, כֵּן לַמְּדֵנוּ,</w:t>
+        <w:t>לִמְנוֹת אֶת־יָמֵינוּ כֵּן לַמְּדֵנוּ</w:t>
       </w:r>
     </w:p>
     <w:p>
@@ -2618,7 +2618,7 @@
           <w:sz w:val="26"/>
           <w:rtl w:val="1"/>
         </w:rPr>
-        <w:t>לְמַעַן נָבִיא לִבְנוּ, לֵבַב חָכְמָה׃</w:t>
+        <w:t>לְמַעַן נָבִיא לִבְנוּ לֵבַב חָכְמָה׃</w:t>
       </w:r>
     </w:p>
     <w:p>
@@ -2636,7 +2636,7 @@
           <w:sz w:val="26"/>
           <w:rtl w:val="1"/>
         </w:rPr>
-        <w:t>שַׂבְּעֵנוּ בַבֹּקֶר בְּחַסְדֶּךָ,</w:t>
+        <w:t>שַׂבְּעֵנוּ בַבֹּקֶר בְּחַסְדֶּךָ</w:t>
       </w:r>
     </w:p>
     <w:p>
@@ -2654,7 +2654,7 @@
           <w:sz w:val="26"/>
           <w:rtl w:val="1"/>
         </w:rPr>
-        <w:t>מַלֵּא אוֹתָנוּ בְּאוֹר הָרִאשׁוֹן בְּאַהֲבָה נֶאֱמָנָה,</w:t>
+        <w:t>מַלֵּא אוֹתָנוּ בְּאוֹר הָרִאשׁוֹן בְּאַהֲבָה נֶאֱמָנָה</w:t>
       </w:r>
     </w:p>
     <w:p>
@@ -2690,7 +2690,7 @@
           <w:sz w:val="26"/>
           <w:rtl w:val="1"/>
         </w:rPr>
-        <w:t>וִיהִי נֹעַם אֲדֹנָי אֱלֹהֵינוּ,</w:t>
+        <w:t>וִיהִי נֹעַם אֲדֹנָי אֱלֹהֵינוּ</w:t>
       </w:r>
     </w:p>
     <w:p>
@@ -2708,7 +2708,7 @@
           <w:sz w:val="26"/>
           <w:rtl w:val="1"/>
         </w:rPr>
-        <w:t>הַנֹּעַם, הַמְּתִיקוּת הַנְּעִימָה, יָנוּחַ עָלֵינוּ,</w:t>
+        <w:t>הַנֹּעַם הַמְּתִיקוּת הַנְּעִימָה יָנוּחַ עָלֵינוּ</w:t>
       </w:r>
     </w:p>
     <w:p>
@@ -2726,7 +2726,7 @@
           <w:sz w:val="26"/>
           <w:rtl w:val="1"/>
         </w:rPr>
-        <w:t>וּמַעֲשֵׂה יָדֵינוּ, כּוֹנְנָה אוֹתוֹ עָלֵינוּ,</w:t>
+        <w:t>וּמַעֲשֵׂה יָדֵינוּ כּוֹנְנָה אוֹתוֹ עָלֵינוּ</w:t>
       </w:r>
     </w:p>
     <w:p>
@@ -2744,7 +2744,7 @@
           <w:sz w:val="26"/>
           <w:rtl w:val="1"/>
         </w:rPr>
-        <w:t>כֵּן, מַעֲשֵׂה יָדֵינוּ:</w:t>
+        <w:t>כֵּן מַעֲשֵׂה יָדֵינוּ</w:t>
       </w:r>
     </w:p>
     <w:p>
@@ -2813,7 +2813,7 @@
           <w:i w:val="0"/>
           <w:sz w:val="22"/>
         </w:rPr>
-        <w:t>The Bush-man’s prayer holds the season’s whole grammar: the dwelling older than mountains, the horizon doubled, the millennium priced at one sentry-shift, the counting-idol’s verb enrolled in wisdom’s school, chesed served at first light — and the final, doubled petition asking the world-founding verb over the work of human hands. The full seventeen-verse bloom is recorded as owed.</w:t>
+        <w:t>The Bush-man’s prayer holds the season’s whole grammar: the dwelling older than mountains, the horizon doubled, the millennium priced at one sentry-shift, the counting-idol’s verb enrolled in wisdom’s school, chesed served at first light — and the final, doubled petition asking the world-founding verb over the work of human hands.</w:t>
       </w:r>
     </w:p>
     <w:p>
@@ -2895,6 +2895,20 @@
           <w:sz w:val="20"/>
         </w:rPr>
         <w:t>Refined in Chamber Thirteen, 17 July 2026 — the vatecholel/yulladu birth-verbs added as their own recovery in 1-2; the Meni causation removed from the 12 bullets and the recovery; the 14 bullet expanded to name the Psalm 59:17 duet and the Zephaniah 3:17 third witness (a citation cut from the Zephaniah stone in error on 15 July, restored here on the right psalm); ledger and season timestamps removed; the handwork-charter narrowed to the psalm’s own line. The round-trip is preserved unaltered. The catches, the ashmurah reading, and the konenehu recovery are the Cartographer’s.</w:t>
+      </w:r>
+    </w:p>
+    <w:p>
+      <w:pPr>
+        <w:keepLines/>
+        <w:jc w:val="center"/>
+      </w:pPr>
+      <w:r>
+        <w:rPr>
+          <w:b w:val="0"/>
+          <w:i/>
+          <w:sz w:val="20"/>
+        </w:rPr>
+        <w:t>Revisited 7 October 2026 — Free Quarry QC (Opus 5.5) and the Thirteenth Runner’s chisel: errors corrected, cantillation added from the witness, nothing reformatted.</w:t>
       </w:r>
     </w:p>
     <w:p>

--- a/Free-Quarry/Ultras/Psalm-90-Ultra-The-Prayer-of-Moses.docx
+++ b/Free-Quarry/Ultras/Psalm-90-Ultra-The-Prayer-of-Moses.docx
@@ -44,7 +44,7 @@
           <w:i/>
           <w:sz w:val="22"/>
         </w:rPr>
-        <w:t>The Bush-man’s prayer holds a whole grammar in five verses: the dwelling older than mountains, the horizon doubled, the mountains born and the earth laboured out, the millennium priced at one sentry-shift, the counting-verb enrolled in wisdom’s school, chesed served at first light with its answering vow on the shelf — and the final, doubled petition asking the world-founding verb over the work of human hands.</w:t>
+        <w:t>The Bush-man’s prayer holds a whole grammar in five deeps: the dwelling older than mountains, the horizon doubled, the mountains born and the earth laboured out, the millennium priced at one sentry-shift, the counting-verb enrolled in wisdom’s school, chesed served at first light with its answering vow on the shelf — and the final, doubled petition asking the world-founding verb over the work of human hands.</w:t>
       </w:r>
     </w:p>
     <w:p>
@@ -441,7 +441,7 @@
           <w:i w:val="0"/>
           <w:sz w:val="20"/>
         </w:rPr>
-        <w:t>• Tefillah le-Moshe (תְּפִלָּה לְמֹשֶׁה) — a PRAYER of Moses: the Psalter’s only Mosaic superscription. The heading is ancient but the attribution is traditional rather than stated: le-Moshe can mean of, for, or concerning Moses, and most modern scholarship dates the psalm considerably later. This document reads it with the tradition — the hearer of Ehyeh addressing the One who named Himself in an unfinished tense — and that is a choice made, not a question unseen.</w:t>
+        <w:t>• Tefillah le-Moshe (תְּפִלָּה לְמֹשֶׁה) — a PRAYER of Moses: the Psalter’s only Mosaic superscription. The heading is ancient but the authorship is traditional rather than stated: le-Moshe can mean of, for, or concerning Moses, and most modern scholarship dates the psalm considerably later. This document reads it with the tradition — the hearer of Ehyeh addressing the One who named Himself in an unfinished tense — and that is a choice made, not a question unseen.</w:t>
       </w:r>
     </w:p>
     <w:p>
@@ -455,7 +455,7 @@
           <w:i w:val="0"/>
           <w:sz w:val="20"/>
         </w:rPr>
-        <w:t>• ma’on (מָעוֹן) — a DWELLING: God as the address before any address existed, prayed in the first person plural: You have been our home. Homelessness has never once been the whole truth. Neither English footnotes it, but the ancient versions did not read a dwelling here at all: the Greek gives refuge, and the Latin carried it into the title by which this psalm was known for a thousand years — Domine refugium tu factus es nobis. Whether that reflects a different Hebrew word or a translator’s reading of this one is not recoverable from where we stand.</w:t>
+        <w:t>• ma’on (מָעוֹן) — a DWELLING: God as the address before any address existed, prayed in the first person plural: You have been our home. Homelessness has never once been the whole truth. Neither English footnotes it, but the Greek did not read a dwelling here at all: it gives refuge, and the Latin made from the Greek carried it into the title by which this psalm was known for a thousand years — Domine refugium tu factus es nobis. Jerome, translating from the Hebrew, kept the dwelling: habitaculum. Some Hebrew manuscripts read refuge too, so the Greek may be following a Hebrew text rather than choosing; the evidence leaves both readings open.</w:t>
       </w:r>
     </w:p>
     <w:p>
@@ -2105,6 +2105,22 @@
           <w:i w:val="0"/>
           <w:sz w:val="24"/>
         </w:rPr>
+        <w:t>A prayer of Moses, the man of God.</w:t>
+      </w:r>
+    </w:p>
+    <w:p>
+      <w:pPr>
+        <w:keepNext/>
+        <w:keepLines/>
+        <w:spacing w:line="300" w:lineRule="auto"/>
+        <w:jc w:val="center"/>
+      </w:pPr>
+      <w:r>
+        <w:rPr>
+          <w:b w:val="0"/>
+          <w:i w:val="0"/>
+          <w:sz w:val="24"/>
+        </w:rPr>
         <w:t>Lord — a dwelling You have been for us,</w:t>
       </w:r>
     </w:p>
@@ -2784,7 +2800,7 @@
           <w:i/>
           <w:sz w:val="20"/>
         </w:rPr>
-        <w:t>— the dor-va-dor drumbeat drifted to mi-dor le-dor (cousin form); vatecholel expanded into a full birth-clause; noam appears twice with an apposition clause the source held in a single word; and the emphatic konenehu at the close survived the round-trip intact — the boldest verb of the psalm still standing.</w:t>
+        <w:t>— the dor-va-dor drumbeat drifted to mi-dor le-dor (cousin form); vatecholel expanded into a full birth-clause; noam appears twice with an apposition clause the source held in a single word; and the emphatic konenehu at the close came home as the same word, but it brought three of the bloom’s English words with it: oto, ken and attah (it, yes, Thou), none of them in the Hebrew of verse 17.</w:t>
       </w:r>
     </w:p>
     <w:p>
@@ -2813,7 +2829,7 @@
           <w:i w:val="0"/>
           <w:sz w:val="22"/>
         </w:rPr>
-        <w:t>The Bush-man’s prayer holds the season’s whole grammar: the dwelling older than mountains, the horizon doubled, the millennium priced at one sentry-shift, the counting-idol’s verb enrolled in wisdom’s school, chesed served at first light — and the final, doubled petition asking the world-founding verb over the work of human hands.</w:t>
+        <w:t>The Bush-man’s prayer holds a whole grammar in five deeps: the dwelling older than mountains, the horizon doubled, the millennium priced at one sentry-shift, the counting-verb enrolled in wisdom’s school, chesed served at first light — and the final, doubled petition asking the world-founding verb over the work of human hands.</w:t>
       </w:r>
     </w:p>
     <w:p>
@@ -2908,7 +2924,7 @@
           <w:i/>
           <w:sz w:val="20"/>
         </w:rPr>
-        <w:t>Revisited 7 October 2026 — Free Quarry QC (Opus 5.5) and the Thirteenth Runner’s chisel: errors corrected, cantillation added from the witness, nothing reformatted.</w:t>
+        <w:t>Revisited 7 October 2026 — Free Quarry QC (Opus 5.5) and the Thirteenth Runner’s chisel: errors corrected, cantillation added from the witness, nothing reformatted; final look 10 October 2026.</w:t>
       </w:r>
     </w:p>
     <w:p>

--- a/Free-Quarry/Ultras/Psalm-90-Ultra-The-Prayer-of-Moses.docx
+++ b/Free-Quarry/Ultras/Psalm-90-Ultra-The-Prayer-of-Moses.docx
@@ -455,7 +455,7 @@
           <w:i w:val="0"/>
           <w:sz w:val="20"/>
         </w:rPr>
-        <w:t>• ma’on (מָעוֹן) — a DWELLING: God as the address before any address existed, prayed in the first person plural: You have been our home. Homelessness has never once been the whole truth. Neither English footnotes it, but the Greek did not read a dwelling here at all: it gives refuge, and the Latin made from the Greek carried it into the title by which this psalm was known for a thousand years — Domine refugium tu factus es nobis. Jerome, translating from the Hebrew, kept the dwelling: habitaculum. Some Hebrew manuscripts read refuge too, so the Greek may be following a Hebrew text rather than choosing; the evidence leaves both readings open.</w:t>
+        <w:t>• ma’on (מָעוֹן) — a DWELLING: God as the address before any address existed, prayed in the first person plural: You have been our home. Homelessness has never once been the whole truth. Neither English footnotes it, but the Greek did not read a dwelling here at all: it gives refuge, and the Latin made from the Greek carried it into the title by which this psalm was known for a thousand years — Domine refugium factus es nobis. Jerome, translating from the Hebrew, kept the dwelling: habitaculum. Some Hebrew manuscripts read refuge too, so the Greek may be following a Hebrew text rather than choosing; the evidence leaves both readings open.</w:t>
       </w:r>
     </w:p>
     <w:p>
@@ -497,7 +497,7 @@
           <w:i w:val="0"/>
           <w:sz w:val="20"/>
         </w:rPr>
-        <w:t>• yulladu · va-techolel (יֻלָּדוּ · וַתְּחוֹלֵל) — the mountains WERE BORN, and You LABOURED the earth and the world: two birth-verbs in one line. Yulladu is the passive of yalad, the ordinary childbirth verb; vatecholel is chul, to writhe, to twist in labour-pain — the root that carries the psalms of anguish. The before recovers the first verb outright — the mountains were BORN — where the older English only brought them forth; on the second it keeps a birth and loses the labour, rendering vatecholel as brought forth and leaving the writhing here. (Isaiah’s mecholal only sounds like it: that is chalal, to pierce, a separate root.) Geology as parturition, twice: the mountains delivered; the earth and the world laboured out. In a psalm about how brief a human life is, the making of the ground is priced in birth-pain. Your seventy years feel short to you; the mountains cost.</w:t>
+        <w:t>• yulladu · va-techolel (יֻלָּדוּ · וַתְּחוֹלֵל) — the mountains WERE BORN, and You LABOURED the earth and the world: two birth-verbs in one line. Yulladu is the passive of yalad, the ordinary childbirth verb; vatecholel is chul, to writhe, to twist in labour-pain — the root that carries the psalms of anguish. The before recovers the first verb outright — the mountains were BORN — where the older English only brought them forth; on the second it keeps a birth and loses the labour, rendering vatecholel as brought forth and leaving the writhing here. (Isaiah’s mecholal only sounds like it: that is chalal, to pierce, a separate root.) The labour left the verse early: the Greek lets the mountains merely come to be, and for the earth and the world it uses plassō, the potter’s verb of Genesis 2:7; the Latin made from the Greek follows with fierent and formaretur. Jerome, translating from the Hebrew, put both births back: nascerentur, parturiretur. Geology as parturition, twice: the mountains delivered; the earth and the world laboured out. In a psalm about how brief a human life is, the making of the ground is priced in birth-pain. Your seventy years feel short to you; the mountains cost.</w:t>
       </w:r>
     </w:p>
     <w:p>
@@ -2924,7 +2924,7 @@
           <w:i/>
           <w:sz w:val="20"/>
         </w:rPr>
-        <w:t>Revisited 7 October 2026 — Free Quarry QC (Opus 5.5) and the Thirteenth Runner’s chisel: errors corrected, cantillation added from the witness, nothing reformatted; final look 10 October 2026.</w:t>
+        <w:t>Revisited 7 October 2026 — Free Quarry QC (Opus 5.5) and the Thirteenth Runner’s chisel: errors corrected, cantillation added from the witness, nothing reformatted; final look 10–11 October 2026.</w:t>
       </w:r>
     </w:p>
     <w:p>

--- a/Free-Quarry/Ultras/Psalm-90-Ultra-The-Prayer-of-Moses.docx
+++ b/Free-Quarry/Ultras/Psalm-90-Ultra-The-Prayer-of-Moses.docx
@@ -293,7 +293,7 @@
           <w:i w:val="0"/>
           <w:sz w:val="22"/>
         </w:rPr>
-        <w:t>Lord — a dwelling You have been for us,</w:t>
+        <w:t>Lord, a dwelling you have been for us,</w:t>
       </w:r>
     </w:p>
     <w:p>
@@ -338,12 +338,11 @@
           <w:i w:val="0"/>
           <w:sz w:val="22"/>
         </w:rPr>
-        <w:t>before You laboured earth and world into being —</w:t>
+        <w:t>before you laboured earth and world into being,</w:t>
       </w:r>
     </w:p>
     <w:p>
       <w:pPr>
-        <w:keepNext/>
         <w:keepLines/>
         <w:jc w:val="center"/>
       </w:pPr>
@@ -353,21 +352,7 @@
           <w:i w:val="0"/>
           <w:sz w:val="22"/>
         </w:rPr>
-        <w:t>from olam to olam,</w:t>
-      </w:r>
-    </w:p>
-    <w:p>
-      <w:pPr>
-        <w:keepLines/>
-        <w:jc w:val="center"/>
-      </w:pPr>
-      <w:r>
-        <w:rPr>
-          <w:b w:val="0"/>
-          <w:i w:val="0"/>
-          <w:sz w:val="22"/>
-        </w:rPr>
-        <w:t>You are God.</w:t>
+        <w:t>from olam to olam, you are God.</w:t>
       </w:r>
     </w:p>
     <w:p>
@@ -387,6 +372,7 @@
     </w:p>
     <w:p>
       <w:pPr>
+        <w:keepNext/>
         <w:keepLines/>
         <w:jc w:val="center"/>
         <w:bidi w:val="1"/>
@@ -606,7 +592,7 @@
           <w:i w:val="0"/>
           <w:sz w:val="22"/>
         </w:rPr>
-        <w:t>For a thousand years, in Your eyes,</w:t>
+        <w:t>For a thousand years, in your eyes,</w:t>
       </w:r>
     </w:p>
     <w:p>
@@ -621,7 +607,7 @@
           <w:i w:val="0"/>
           <w:sz w:val="22"/>
         </w:rPr>
-        <w:t>are as yesterday when it slips past —</w:t>
+        <w:t>are as yesterday when it slips past,</w:t>
       </w:r>
     </w:p>
     <w:p>
@@ -833,12 +819,11 @@
           <w:i w:val="0"/>
           <w:sz w:val="22"/>
         </w:rPr>
-        <w:t>To number our days — so teach us,</w:t>
+        <w:t>To number our days, so teach us,</w:t>
       </w:r>
     </w:p>
     <w:p>
       <w:pPr>
-        <w:keepNext/>
         <w:keepLines/>
         <w:jc w:val="center"/>
       </w:pPr>
@@ -848,21 +833,7 @@
           <w:i w:val="0"/>
           <w:sz w:val="22"/>
         </w:rPr>
-        <w:t>that we may carry home</w:t>
-      </w:r>
-    </w:p>
-    <w:p>
-      <w:pPr>
-        <w:keepLines/>
-        <w:jc w:val="center"/>
-      </w:pPr>
-      <w:r>
-        <w:rPr>
-          <w:b w:val="0"/>
-          <w:i w:val="0"/>
-          <w:sz w:val="22"/>
-        </w:rPr>
-        <w:t>a heart of wisdom — harvest into the barn of the levav.</w:t>
+        <w:t>that we may carry home a heart of wisdom.</w:t>
       </w:r>
     </w:p>
     <w:p>
@@ -1074,12 +1045,11 @@
           <w:i w:val="0"/>
           <w:sz w:val="22"/>
         </w:rPr>
-        <w:t>Satisfy us in the morning with Your chesed —</w:t>
+        <w:t>Satisfy us in the morning with your chesed;</w:t>
       </w:r>
     </w:p>
     <w:p>
       <w:pPr>
-        <w:keepNext/>
         <w:keepLines/>
         <w:jc w:val="center"/>
       </w:pPr>
@@ -1089,36 +1059,7 @@
           <w:i w:val="0"/>
           <w:sz w:val="22"/>
         </w:rPr>
-        <w:t>fill us at first light with loyal-love —</w:t>
-      </w:r>
-    </w:p>
-    <w:p>
-      <w:pPr>
-        <w:keepNext/>
-        <w:keepLines/>
-        <w:jc w:val="center"/>
-      </w:pPr>
-      <w:r>
-        <w:rPr>
-          <w:b w:val="0"/>
-          <w:i w:val="0"/>
-          <w:sz w:val="22"/>
-        </w:rPr>
-        <w:t>and we will sing out and rejoice</w:t>
-      </w:r>
-    </w:p>
-    <w:p>
-      <w:pPr>
-        <w:keepLines/>
-        <w:jc w:val="center"/>
-      </w:pPr>
-      <w:r>
-        <w:rPr>
-          <w:b w:val="0"/>
-          <w:i w:val="0"/>
-          <w:sz w:val="22"/>
-        </w:rPr>
-        <w:t>all our days.</w:t>
+        <w:t>and we will sing out and rejoice all our days.</w:t>
       </w:r>
     </w:p>
     <w:p>
@@ -1331,7 +1272,7 @@
           <w:i w:val="0"/>
           <w:sz w:val="22"/>
         </w:rPr>
-        <w:t>And let the beauty of the Lord our God —</w:t>
+        <w:t>And let the beauty of the Lord our God rest upon us;</w:t>
       </w:r>
     </w:p>
     <w:p>
@@ -1346,7 +1287,7 @@
           <w:i w:val="0"/>
           <w:sz w:val="22"/>
         </w:rPr>
-        <w:t>the noam, the sweet pleasantness — rest upon us;</w:t>
+        <w:t>and the work of our hands, establish it upon us;</w:t>
       </w:r>
     </w:p>
     <w:p>
@@ -1361,12 +1302,11 @@
           <w:i w:val="0"/>
           <w:sz w:val="22"/>
         </w:rPr>
-        <w:t>and the work of our hands — establish it upon us;</w:t>
+        <w:t>yes, the work of our hands:</w:t>
       </w:r>
     </w:p>
     <w:p>
       <w:pPr>
-        <w:keepNext/>
         <w:keepLines/>
         <w:jc w:val="center"/>
       </w:pPr>
@@ -1376,21 +1316,7 @@
           <w:i w:val="0"/>
           <w:sz w:val="22"/>
         </w:rPr>
-        <w:t>yes — the work of our hands:</w:t>
-      </w:r>
-    </w:p>
-    <w:p>
-      <w:pPr>
-        <w:keepLines/>
-        <w:jc w:val="center"/>
-      </w:pPr>
-      <w:r>
-        <w:rPr>
-          <w:b w:val="0"/>
-          <w:i w:val="0"/>
-          <w:sz w:val="22"/>
-        </w:rPr>
-        <w:t>establish Thou it.</w:t>
+        <w:t>establish thou it.</w:t>
       </w:r>
     </w:p>
     <w:p>
@@ -1523,7 +1449,7 @@
           <w:i w:val="0"/>
           <w:sz w:val="22"/>
         </w:rPr>
-        <w:t>The psalm ends with one of the boldest requests in the Psalter: that the verb which established the planet be applied to the work of human hands. Konenehu: establish Thou it.</w:t>
+        <w:t>The psalm ends with one of the boldest requests in the Psalter: that the verb which established the planet be applied to the work of human hands. Konenehu: establish thou it.</w:t>
       </w:r>
     </w:p>
     <w:p>
@@ -2076,11 +2002,9 @@
     </w:p>
     <w:p>
       <w:pPr>
-        <w:keepNext/>
         <w:keepLines/>
         <w:spacing w:after="260" w:before="0"/>
         <w:jc w:val="center"/>
-        <w:keepNext w:val="1"/>
         <w:keepLines w:val="1"/>
       </w:pPr>
       <w:r>
@@ -2121,7 +2045,7 @@
           <w:i w:val="0"/>
           <w:sz w:val="24"/>
         </w:rPr>
-        <w:t>Lord — a dwelling You have been for us,</w:t>
+        <w:t>Lord, a dwelling you have been for us,</w:t>
       </w:r>
     </w:p>
     <w:p>
@@ -2169,7 +2093,7 @@
           <w:i w:val="0"/>
           <w:sz w:val="24"/>
         </w:rPr>
-        <w:t>before You laboured earth and world into being —</w:t>
+        <w:t>before you laboured earth and world into being,</w:t>
       </w:r>
     </w:p>
     <w:p>
@@ -2185,7 +2109,7 @@
           <w:i w:val="0"/>
           <w:sz w:val="24"/>
         </w:rPr>
-        <w:t>from olam to olam, You are God.</w:t>
+        <w:t>from olam to olam, you are God.</w:t>
       </w:r>
     </w:p>
     <w:p>
@@ -2208,7 +2132,7 @@
           <w:i w:val="0"/>
           <w:sz w:val="24"/>
         </w:rPr>
-        <w:t>For a thousand years, in Your eyes,</w:t>
+        <w:t>For a thousand years, in your eyes,</w:t>
       </w:r>
     </w:p>
     <w:p>
@@ -2224,7 +2148,7 @@
           <w:i w:val="0"/>
           <w:sz w:val="24"/>
         </w:rPr>
-        <w:t>are as yesterday when it slips past —</w:t>
+        <w:t>are as yesterday when it slips past,</w:t>
       </w:r>
     </w:p>
     <w:p>
@@ -2263,7 +2187,7 @@
           <w:i w:val="0"/>
           <w:sz w:val="24"/>
         </w:rPr>
-        <w:t>To number our days — so teach us,</w:t>
+        <w:t>To number our days, so teach us,</w:t>
       </w:r>
     </w:p>
     <w:p>
@@ -2302,7 +2226,7 @@
           <w:i w:val="0"/>
           <w:sz w:val="24"/>
         </w:rPr>
-        <w:t>Satisfy us in the morning with Your chesed —</w:t>
+        <w:t>Satisfy us in the morning with your chesed;</w:t>
       </w:r>
     </w:p>
     <w:p>
@@ -2357,7 +2281,7 @@
           <w:i w:val="0"/>
           <w:sz w:val="24"/>
         </w:rPr>
-        <w:t>and the work of our hands — establish it upon us;</w:t>
+        <w:t>and the work of our hands, establish it upon us;</w:t>
       </w:r>
     </w:p>
     <w:p>
@@ -2373,7 +2297,7 @@
           <w:i w:val="0"/>
           <w:sz w:val="24"/>
         </w:rPr>
-        <w:t>yes — the work of our hands:</w:t>
+        <w:t>yes, the work of our hands:</w:t>
       </w:r>
     </w:p>
     <w:p>
@@ -2388,7 +2312,7 @@
           <w:i w:val="0"/>
           <w:sz w:val="24"/>
         </w:rPr>
-        <w:t>establish Thou it.</w:t>
+        <w:t>establish thou it.</w:t>
       </w:r>
     </w:p>
     <w:p>
@@ -2410,398 +2334,169 @@
       <w:pPr>
         <w:keepNext/>
         <w:keepLines/>
-        <w:pageBreakBefore/>
-        <w:spacing w:after="80" w:before="0"/>
         <w:jc w:val="center"/>
       </w:pPr>
       <w:r>
         <w:rPr>
-          <w:b/>
+          <w:b w:val="0"/>
           <w:i w:val="0"/>
-          <w:sz w:val="36"/>
+          <w:sz w:val="20"/>
         </w:rPr>
-        <w:t>The Bloom Rendered Back — An Experiment</w:t>
+        <w:t xml:space="preserve">Cutting, 17 October 2026: the face brought into the house format.</w:t>
       </w:r>
     </w:p>
     <w:p>
       <w:pPr>
-        <w:keepNext/>
         <w:keepLines/>
-        <w:spacing w:after="280" w:before="0"/>
         <w:jc w:val="center"/>
       </w:pPr>
+      <w:r>
+        <w:rPr>
+          <w:b w:val="0"/>
+          <w:i w:val="0"/>
+          <w:sz w:val="20"/>
+        </w:rPr>
+        <w:t xml:space="preserve">At the house ruling of 16 October 2026, made for this stone and case by case, the face comes into the house format of the specification (§3.8) for the easier read. Its eighteen em dashes come out, eleven in the verse cycles and seven in the assembled deeps. None was the one kind the specification keeps, a dash holding a clause whose verb the Hebrew leaves out. Each gives way to the mark the accents set: a comma at the vocative of 90:1 and at the dechi in 90:12 and 90:17; a comma at the main pause of 90:2 and 90:4, which falls inside a running sentence, as at Ecclesiastes 3:12; a semicolon at the atnach of 90:14; and a comma after the yes of 90:17, where the dash was only a breath. The semicolons of 90:17 were already in place.</w:t>
+      </w:r>
+    </w:p>
+    <w:p>
+      <w:pPr>
+        <w:keepLines/>
+        <w:jc w:val="center"/>
+      </w:pPr>
+      <w:r>
+        <w:rPr>
+          <w:b w:val="0"/>
+          <w:i w:val="0"/>
+          <w:sz w:val="20"/>
+        </w:rPr>
+        <w:t xml:space="preserve">Three glosses come off the verse cycles: </w:t>
+      </w:r>
       <w:r>
         <w:rPr>
           <w:b w:val="0"/>
           <w:i/>
           <w:sz w:val="20"/>
         </w:rPr>
-        <w:t>Fable’s English bloom re-composed into Hebrew, for visual comparison with the source stone above. The five deeps unfolded through English, then re-set in the source language. Native Hebrew punctuation only.</w:t>
+        <w:t xml:space="preserve">harvest into the barn of the levav</w:t>
       </w:r>
-    </w:p>
-    <w:p>
-      <w:pPr>
-        <w:keepNext/>
-        <w:keepLines/>
-        <w:spacing w:after="60" w:before="0"/>
-        <w:jc w:val="center"/>
-        <w:bidi w:val="1"/>
-      </w:pPr>
       <w:r>
         <w:rPr>
           <w:b w:val="0"/>
           <w:i w:val="0"/>
-          <w:sz w:val="26"/>
-          <w:rtl w:val="1"/>
+          <w:sz w:val="20"/>
         </w:rPr>
-        <w:t>תְּפִלָּה שֶׁל מֹשֶׁה אִישׁ הָאֱלֹהִים׃</w:t>
+        <w:t xml:space="preserve"> at 90:12, </w:t>
       </w:r>
-    </w:p>
-    <w:p>
-      <w:pPr>
-        <w:keepNext/>
-        <w:keepLines/>
-        <w:spacing w:after="60" w:before="0"/>
-        <w:jc w:val="center"/>
-        <w:bidi w:val="1"/>
-      </w:pPr>
-      <w:r>
-        <w:rPr>
-          <w:b w:val="0"/>
-          <w:i w:val="0"/>
-          <w:sz w:val="26"/>
-          <w:rtl w:val="1"/>
-        </w:rPr>
-        <w:t>אֲדֹנָי מָעוֹן הָיִיתָ לָנוּ</w:t>
-      </w:r>
-    </w:p>
-    <w:p>
-      <w:pPr>
-        <w:keepNext/>
-        <w:keepLines/>
-        <w:spacing w:after="60" w:before="0"/>
-        <w:jc w:val="center"/>
-        <w:bidi w:val="1"/>
-      </w:pPr>
-      <w:r>
-        <w:rPr>
-          <w:b w:val="0"/>
-          <w:i w:val="0"/>
-          <w:sz w:val="26"/>
-          <w:rtl w:val="1"/>
-        </w:rPr>
-        <w:t>מִדּוֹר לְדוֹר׃</w:t>
-      </w:r>
-    </w:p>
-    <w:p>
-      <w:pPr>
-        <w:keepNext/>
-        <w:keepLines/>
-        <w:spacing w:after="60" w:before="0"/>
-        <w:jc w:val="center"/>
-        <w:bidi w:val="1"/>
-      </w:pPr>
-      <w:r>
-        <w:rPr>
-          <w:b w:val="0"/>
-          <w:i w:val="0"/>
-          <w:sz w:val="26"/>
-          <w:rtl w:val="1"/>
-        </w:rPr>
-        <w:t>בְּטֶרֶם נוֹלְדוּ הֶהָרִים</w:t>
-      </w:r>
-    </w:p>
-    <w:p>
-      <w:pPr>
-        <w:keepNext/>
-        <w:keepLines/>
-        <w:spacing w:after="60" w:before="0"/>
-        <w:jc w:val="center"/>
-        <w:bidi w:val="1"/>
-      </w:pPr>
-      <w:r>
-        <w:rPr>
-          <w:b w:val="0"/>
-          <w:i w:val="0"/>
-          <w:sz w:val="26"/>
-          <w:rtl w:val="1"/>
-        </w:rPr>
-        <w:t>לִפְנֵי שֶׁחוֹלַלְתָּ אֶת־הָאָרֶץ וְאֶת־הַתֵּבֵל לְהוֹצִיאָם</w:t>
-      </w:r>
-    </w:p>
-    <w:p>
-      <w:pPr>
-        <w:keepNext/>
-        <w:keepLines/>
-        <w:spacing w:after="60" w:before="0"/>
-        <w:jc w:val="center"/>
-        <w:bidi w:val="1"/>
-      </w:pPr>
-      <w:r>
-        <w:rPr>
-          <w:b w:val="0"/>
-          <w:i w:val="0"/>
-          <w:sz w:val="26"/>
-          <w:rtl w:val="1"/>
-        </w:rPr>
-        <w:t>מֵעוֹלָם עַד־עוֹלָם אַתָּה אֵל׃</w:t>
-      </w:r>
-    </w:p>
-    <w:p>
-      <w:pPr>
-        <w:keepNext/>
-        <w:keepLines/>
-        <w:spacing w:after="60" w:before="0"/>
-        <w:jc w:val="center"/>
-        <w:bidi w:val="1"/>
-      </w:pPr>
-      <w:r>
-        <w:rPr>
-          <w:b w:val="0"/>
-          <w:i w:val="0"/>
-          <w:sz w:val="26"/>
-          <w:rtl w:val="1"/>
-        </w:rPr>
-        <w:t>כִּי אֶלֶף שָׁנִים בְּעֵינֶיךָ</w:t>
-      </w:r>
-    </w:p>
-    <w:p>
-      <w:pPr>
-        <w:keepNext/>
-        <w:keepLines/>
-        <w:spacing w:after="60" w:before="0"/>
-        <w:jc w:val="center"/>
-        <w:bidi w:val="1"/>
-      </w:pPr>
-      <w:r>
-        <w:rPr>
-          <w:b w:val="0"/>
-          <w:i w:val="0"/>
-          <w:sz w:val="26"/>
-          <w:rtl w:val="1"/>
-        </w:rPr>
-        <w:t>כְּיוֹם אֶתְמוֹל כַּאֲשֶׁר יַחֲלֹף</w:t>
-      </w:r>
-    </w:p>
-    <w:p>
-      <w:pPr>
-        <w:keepNext/>
-        <w:keepLines/>
-        <w:spacing w:after="60" w:before="0"/>
-        <w:jc w:val="center"/>
-        <w:bidi w:val="1"/>
-      </w:pPr>
-      <w:r>
-        <w:rPr>
-          <w:b w:val="0"/>
-          <w:i w:val="0"/>
-          <w:sz w:val="26"/>
-          <w:rtl w:val="1"/>
-        </w:rPr>
-        <w:t>כְּאַשְׁמוּרָה אַחַת בַּלַּיְלָה׃</w:t>
-      </w:r>
-    </w:p>
-    <w:p>
-      <w:pPr>
-        <w:keepNext/>
-        <w:keepLines/>
-        <w:spacing w:after="60" w:before="0"/>
-        <w:jc w:val="center"/>
-        <w:bidi w:val="1"/>
-      </w:pPr>
-      <w:r>
-        <w:rPr>
-          <w:b w:val="0"/>
-          <w:i w:val="0"/>
-          <w:sz w:val="26"/>
-          <w:rtl w:val="1"/>
-        </w:rPr>
-        <w:t>לִמְנוֹת אֶת־יָמֵינוּ כֵּן לַמְּדֵנוּ</w:t>
-      </w:r>
-    </w:p>
-    <w:p>
-      <w:pPr>
-        <w:keepNext/>
-        <w:keepLines/>
-        <w:spacing w:after="60" w:before="0"/>
-        <w:jc w:val="center"/>
-        <w:bidi w:val="1"/>
-      </w:pPr>
-      <w:r>
-        <w:rPr>
-          <w:b w:val="0"/>
-          <w:i w:val="0"/>
-          <w:sz w:val="26"/>
-          <w:rtl w:val="1"/>
-        </w:rPr>
-        <w:t>לְמַעַן נָבִיא לִבְנוּ לֵבַב חָכְמָה׃</w:t>
-      </w:r>
-    </w:p>
-    <w:p>
-      <w:pPr>
-        <w:keepNext/>
-        <w:keepLines/>
-        <w:spacing w:after="60" w:before="0"/>
-        <w:jc w:val="center"/>
-        <w:bidi w:val="1"/>
-      </w:pPr>
-      <w:r>
-        <w:rPr>
-          <w:b w:val="0"/>
-          <w:i w:val="0"/>
-          <w:sz w:val="26"/>
-          <w:rtl w:val="1"/>
-        </w:rPr>
-        <w:t>שַׂבְּעֵנוּ בַבֹּקֶר בְּחַסְדֶּךָ</w:t>
-      </w:r>
-    </w:p>
-    <w:p>
-      <w:pPr>
-        <w:keepNext/>
-        <w:keepLines/>
-        <w:spacing w:after="60" w:before="0"/>
-        <w:jc w:val="center"/>
-        <w:bidi w:val="1"/>
-      </w:pPr>
-      <w:r>
-        <w:rPr>
-          <w:b w:val="0"/>
-          <w:i w:val="0"/>
-          <w:sz w:val="26"/>
-          <w:rtl w:val="1"/>
-        </w:rPr>
-        <w:t>מַלֵּא אוֹתָנוּ בְּאוֹר הָרִאשׁוֹן בְּאַהֲבָה נֶאֱמָנָה</w:t>
-      </w:r>
-    </w:p>
-    <w:p>
-      <w:pPr>
-        <w:keepNext/>
-        <w:keepLines/>
-        <w:spacing w:after="60" w:before="0"/>
-        <w:jc w:val="center"/>
-        <w:bidi w:val="1"/>
-      </w:pPr>
-      <w:r>
-        <w:rPr>
-          <w:b w:val="0"/>
-          <w:i w:val="0"/>
-          <w:sz w:val="26"/>
-          <w:rtl w:val="1"/>
-        </w:rPr>
-        <w:t>וְנָשִׁיר וְנִשְׂמַח כָּל־יְמֵי חַיֵּינוּ׃</w:t>
-      </w:r>
-    </w:p>
-    <w:p>
-      <w:pPr>
-        <w:keepNext/>
-        <w:keepLines/>
-        <w:spacing w:after="60" w:before="0"/>
-        <w:jc w:val="center"/>
-        <w:bidi w:val="1"/>
-      </w:pPr>
-      <w:r>
-        <w:rPr>
-          <w:b w:val="0"/>
-          <w:i w:val="0"/>
-          <w:sz w:val="26"/>
-          <w:rtl w:val="1"/>
-        </w:rPr>
-        <w:t>וִיהִי נֹעַם אֲדֹנָי אֱלֹהֵינוּ</w:t>
-      </w:r>
-    </w:p>
-    <w:p>
-      <w:pPr>
-        <w:keepNext/>
-        <w:keepLines/>
-        <w:spacing w:after="60" w:before="0"/>
-        <w:jc w:val="center"/>
-        <w:bidi w:val="1"/>
-      </w:pPr>
-      <w:r>
-        <w:rPr>
-          <w:b w:val="0"/>
-          <w:i w:val="0"/>
-          <w:sz w:val="26"/>
-          <w:rtl w:val="1"/>
-        </w:rPr>
-        <w:t>הַנֹּעַם הַמְּתִיקוּת הַנְּעִימָה יָנוּחַ עָלֵינוּ</w:t>
-      </w:r>
-    </w:p>
-    <w:p>
-      <w:pPr>
-        <w:keepNext/>
-        <w:keepLines/>
-        <w:spacing w:after="60" w:before="0"/>
-        <w:jc w:val="center"/>
-        <w:bidi w:val="1"/>
-      </w:pPr>
-      <w:r>
-        <w:rPr>
-          <w:b w:val="0"/>
-          <w:i w:val="0"/>
-          <w:sz w:val="26"/>
-          <w:rtl w:val="1"/>
-        </w:rPr>
-        <w:t>וּמַעֲשֵׂה יָדֵינוּ כּוֹנְנָה אוֹתוֹ עָלֵינוּ</w:t>
-      </w:r>
-    </w:p>
-    <w:p>
-      <w:pPr>
-        <w:keepNext/>
-        <w:keepLines/>
-        <w:spacing w:after="60" w:before="0"/>
-        <w:jc w:val="center"/>
-        <w:bidi w:val="1"/>
-      </w:pPr>
-      <w:r>
-        <w:rPr>
-          <w:b w:val="0"/>
-          <w:i w:val="0"/>
-          <w:sz w:val="26"/>
-          <w:rtl w:val="1"/>
-        </w:rPr>
-        <w:t>כֵּן מַעֲשֵׂה יָדֵינוּ</w:t>
-      </w:r>
-    </w:p>
-    <w:p>
-      <w:pPr>
-        <w:keepLines/>
-        <w:spacing w:after="60" w:before="0"/>
-        <w:jc w:val="center"/>
-        <w:bidi w:val="1"/>
-      </w:pPr>
-      <w:r>
-        <w:rPr>
-          <w:b w:val="0"/>
-          <w:i w:val="0"/>
-          <w:sz w:val="26"/>
-          <w:rtl w:val="1"/>
-        </w:rPr>
-        <w:t>כּוֹנְנֵהוּ אַתָּה׃</w:t>
-      </w:r>
-    </w:p>
-    <w:p>
-      <w:pPr>
-        <w:keepNext/>
-        <w:keepLines/>
-        <w:spacing w:after="120" w:before="0"/>
-        <w:jc w:val="center"/>
-      </w:pPr>
-    </w:p>
-    <w:p>
-      <w:pPr>
-        <w:keepLines/>
-        <w:spacing w:after="120" w:before="0"/>
-        <w:jc w:val="center"/>
-      </w:pPr>
       <w:r>
         <w:rPr>
           <w:b w:val="0"/>
           <w:i/>
           <w:sz w:val="20"/>
         </w:rPr>
-        <w:t>— the dor-va-dor drumbeat drifted to mi-dor le-dor (cousin form); vatecholel expanded into a full birth-clause; noam appears twice with an apposition clause the source held in a single word; and the emphatic konenehu at the close came home as the same word, but it brought three of the bloom’s English words with it: oto, ken and attah (it, yes, Thou), none of them in the Hebrew of verse 17.</w:t>
+        <w:t xml:space="preserve">fill us at first light with loyal-love</w:t>
       </w:r>
+      <w:r>
+        <w:rPr>
+          <w:b w:val="0"/>
+          <w:i w:val="0"/>
+          <w:sz w:val="20"/>
+        </w:rPr>
+        <w:t xml:space="preserve"> at 90:14, and </w:t>
+      </w:r>
+      <w:r>
+        <w:rPr>
+          <w:b w:val="0"/>
+          <w:i/>
+          <w:sz w:val="20"/>
+        </w:rPr>
+        <w:t xml:space="preserve">the noam, the sweet pleasantness</w:t>
+      </w:r>
+      <w:r>
+        <w:rPr>
+          <w:b w:val="0"/>
+          <w:i w:val="0"/>
+          <w:sz w:val="20"/>
+        </w:rPr>
+        <w:t xml:space="preserve"> at 90:17. Each rendered its word a second time, and each already stands in the notes, so nothing is lost. The assembled deeps never carried them, and each verse cycle now reads line for line as the assembled deeps do.</w:t>
+      </w:r>
+    </w:p>
+    <w:p>
+      <w:pPr>
+        <w:keepLines/>
+        <w:jc w:val="center"/>
+      </w:pPr>
+      <w:r>
+        <w:rPr>
+          <w:b w:val="0"/>
+          <w:i w:val="0"/>
+          <w:sz w:val="20"/>
+        </w:rPr>
+        <w:t xml:space="preserve">On the faces, You and Your become you and your, as the house writes them, and Thou becomes thou, as the King James prints that line. The received English keeps its capitals. The one place the notes quote the face, the recovery of 90:17, follows it.</w:t>
+      </w:r>
+    </w:p>
+    <w:p>
+      <w:pPr>
+        <w:keepLines/>
+        <w:jc w:val="center"/>
+      </w:pPr>
+      <w:r>
+        <w:rPr>
+          <w:b w:val="0"/>
+          <w:i w:val="0"/>
+          <w:sz w:val="20"/>
+        </w:rPr>
+        <w:t xml:space="preserve">The Bloom Rendered Back is removed at the house ruling. It re-composed the face as bloomed in July, glosses included, so it no longer rendered the stone. The history of the repository keeps it, should the house want it back.</w:t>
+      </w:r>
+    </w:p>
+    <w:p>
+      <w:pPr>
+        <w:keepLines/>
+        <w:jc w:val="center"/>
+      </w:pPr>
+      <w:r>
+        <w:rPr>
+          <w:b w:val="0"/>
+          <w:i w:val="0"/>
+          <w:sz w:val="20"/>
+        </w:rPr>
+        <w:t xml:space="preserve">The pagination follows §4.5: the 90:1-2 panel keeps with its transliteration, the assembled face may begin a page of its own and stand whole on it, and the two revision lines keep with the seal.</w:t>
+      </w:r>
+    </w:p>
+    <w:p>
+      <w:pPr>
+        <w:keepLines/>
+        <w:jc w:val="center"/>
+      </w:pPr>
+      <w:r>
+        <w:rPr>
+          <w:b w:val="0"/>
+          <w:i w:val="0"/>
+          <w:sz w:val="20"/>
+        </w:rPr>
+        <w:t xml:space="preserve">Nothing else moves. The Hebrew of the source panels and the assembled deeps is identical character for character. The transliteration, the received English, the notes apart from that one word, the Closing, the credits and the seal stand as they were. The prayer to say comes next, from the stone as it now stands.</w:t>
+      </w:r>
+    </w:p>
+    <w:p>
+      <w:pPr>
+        <w:keepLines/>
+        <w:jc w:val="center"/>
+      </w:pPr>
+      <w:r>
+        <w:rPr>
+          <w:b w:val="0"/>
+          <w:i w:val="0"/>
+          <w:sz w:val="20"/>
+        </w:rPr>
+        <w:t xml:space="preserve">Ruled by Joe. Cut by the Thirteenth Runner on Opus 5.5, on the notes of the Free Quarry. Bloomed by the Cartographer, 7 July 2026. The stone stays open.</w:t>
+      </w:r>
+    </w:p>
+    <w:p>
+      <w:pPr>
+        <w:keepNext/>
+        <w:keepLines/>
+        <w:jc w:val="center"/>
+      </w:pPr>
     </w:p>
     <w:p>
       <w:pPr>
@@ -2901,6 +2596,7 @@
     </w:p>
     <w:p>
       <w:pPr>
+        <w:keepNext/>
         <w:keepLines/>
         <w:jc w:val="center"/>
       </w:pPr>
@@ -2915,6 +2611,7 @@
     </w:p>
     <w:p>
       <w:pPr>
+        <w:keepNext/>
         <w:keepLines/>
         <w:jc w:val="center"/>
       </w:pPr>

--- a/Free-Quarry/Ultras/Psalm-90-Ultra-The-Prayer-of-Moses.docx
+++ b/Free-Quarry/Ultras/Psalm-90-Ultra-The-Prayer-of-Moses.docx
@@ -1439,7 +1439,6 @@
     </w:p>
     <w:p>
       <w:pPr>
-        <w:keepNext/>
         <w:keepLines/>
         <w:jc w:val="center"/>
       </w:pPr>
@@ -1454,16 +1453,14 @@
     </w:p>
     <w:p>
       <w:pPr>
+        <w:keepLines/>
+        <w:jc w:val="center"/>
+      </w:pPr>
+    </w:p>
+    <w:p>
+      <w:pPr>
         <w:keepNext/>
         <w:keepLines/>
-        <w:jc w:val="center"/>
-      </w:pPr>
-    </w:p>
-    <w:p>
-      <w:pPr>
-        <w:keepNext/>
-        <w:keepLines/>
-        <w:pageBreakBefore/>
         <w:jc w:val="center"/>
       </w:pPr>
       <w:r>
@@ -2356,7 +2353,7 @@
           <w:i w:val="0"/>
           <w:sz w:val="20"/>
         </w:rPr>
-        <w:t xml:space="preserve">At the house ruling of 16 October 2026, made for this stone and case by case, the face comes into the house format of the specification (§3.8) for the easier read. Its eighteen em dashes come out, eleven in the verse cycles and seven in the assembled deeps. None was the one kind the specification keeps, a dash holding a clause whose verb the Hebrew leaves out. Each gives way to the mark the accents set: a comma at the vocative of 90:1 and at the dechi in 90:12 and 90:17; a comma at the main pause of 90:2 and 90:4, which falls inside a running sentence, as at Ecclesiastes 3:12; a semicolon at the atnach of 90:14; and a comma after the yes of 90:17, where the dash was only a breath. The semicolons of 90:17 were already in place.</w:t>
+        <w:t>At the house ruling of 16 October 2026, made for this stone and case by case, the face comes into the house format of the specification (§3.8) for the easier read. Its eighteen em dashes come out, eleven in the verse cycles and seven in the assembled deeps. None was the one kind the specification keeps, a dash holding a clause whose verb the Hebrew leaves out and the face keeps out. Four went out with the glosses, one at 90:12, one at 90:14 and two at 90:17. The other fourteen give way to the mark the accents set: a comma at the vocative of 90:1 and at the dechi in 90:12 and 90:17; a comma at the main pause of 90:2 and 90:4, which falls inside a running sentence, as at Ecclesiastes 3:12; a semicolon at the atnach of 90:14; and a comma after the yes of 90:17, where the dash was only a breath. The semicolons of 90:17 were already in place.</w:t>
       </w:r>
     </w:p>
     <w:p>
@@ -2418,21 +2415,53 @@
           <w:i w:val="0"/>
           <w:sz w:val="20"/>
         </w:rPr>
-        <w:t xml:space="preserve"> at 90:17. Each rendered its word a second time, and each already stands in the notes, so nothing is lost. The assembled deeps never carried them, and each verse cycle now reads line for line as the assembled deeps do.</w:t>
+        <w:t xml:space="preserve"> at 90:17. Each rendered its word a second time, and each already stands in the notes, so nothing is lost. Two more joins carry no gloss. Each brings a split line together as the assembled deeps have it: at 90:2, </w:t>
       </w:r>
-    </w:p>
-    <w:p>
-      <w:pPr>
-        <w:keepLines/>
-        <w:jc w:val="center"/>
-      </w:pPr>
+      <w:r>
+        <w:rPr>
+          <w:b w:val="0"/>
+          <w:i/>
+          <w:sz w:val="20"/>
+        </w:rPr>
+        <w:t xml:space="preserve">from olam to olam, you are God</w:t>
+      </w:r>
       <w:r>
         <w:rPr>
           <w:b w:val="0"/>
           <w:i w:val="0"/>
           <w:sz w:val="20"/>
         </w:rPr>
-        <w:t xml:space="preserve">On the faces, You and Your become you and your, as the house writes them, and Thou becomes thou, as the King James prints that line. The received English keeps its capitals. The one place the notes quote the face, the recovery of 90:17, follows it.</w:t>
+        <w:t xml:space="preserve">; at 90:14, </w:t>
+      </w:r>
+      <w:r>
+        <w:rPr>
+          <w:b w:val="0"/>
+          <w:i/>
+          <w:sz w:val="20"/>
+        </w:rPr>
+        <w:t xml:space="preserve">we will sing out and rejoice all our days</w:t>
+      </w:r>
+      <w:r>
+        <w:rPr>
+          <w:b w:val="0"/>
+          <w:i w:val="0"/>
+          <w:sz w:val="20"/>
+        </w:rPr>
+        <w:t xml:space="preserve">. The assembled deeps never carried the glosses, and each verse cycle now reads line for line as the assembled deeps do.</w:t>
+      </w:r>
+    </w:p>
+    <w:p>
+      <w:pPr>
+        <w:keepLines/>
+        <w:jc w:val="center"/>
+      </w:pPr>
+      <w:r>
+        <w:rPr>
+          <w:b w:val="0"/>
+          <w:i w:val="0"/>
+          <w:sz w:val="20"/>
+        </w:rPr>
+        <w:t>On the faces, You and Your become you and your, as the house writes them, and Thou becomes thou, as the King James prints that line. The received English keeps its capitals. The one place the notes quote the face, the recovery of 90:17, follows it. The notes keep their own capitals where they speak in their own words.</w:t>
       </w:r>
     </w:p>
     <w:p>
@@ -2460,7 +2489,7 @@
           <w:i w:val="0"/>
           <w:sz w:val="20"/>
         </w:rPr>
-        <w:t xml:space="preserve">The pagination follows §4.5: the 90:1-2 panel keeps with its transliteration, the assembled face may begin a page of its own and stand whole on it, and the two revision lines keep with the seal.</w:t>
+        <w:t>The pagination follows §4.5: the page break set by hand before The Selected Deeps · Assembled comes out, and the close of 90:17 no longer keeps with that heading; the 90:1-2 panel keeps with its transliteration; the assembled face may begin a page of its own and stand whole on it; and the two revision lines keep with the seal.</w:t>
       </w:r>
     </w:p>
     <w:p>
@@ -2488,7 +2517,7 @@
           <w:i w:val="0"/>
           <w:sz w:val="20"/>
         </w:rPr>
-        <w:t xml:space="preserve">Ruled by Joe. Cut by the Thirteenth Runner on Opus 5.5, on the notes of the Free Quarry. Bloomed by the Cartographer, 7 July 2026. The stone stays open.</w:t>
+        <w:t>Ruled by Joe. Cut by the Thirteenth Runner on Opus 5.5, on the notes of the Free Quarry, which checked the cut the same day. Bloomed by the Cartographer, 7 July 2026. The stone stays open.</w:t>
       </w:r>
     </w:p>
     <w:p>

--- a/Free-Quarry/Ultras/Psalm-90-Ultra-The-Prayer-of-Moses.docx
+++ b/Free-Quarry/Ultras/Psalm-90-Ultra-The-Prayer-of-Moses.docx
@@ -2310,6 +2310,178 @@
           <w:sz w:val="24"/>
         </w:rPr>
         <w:t>establish thou it.</w:t>
+      </w:r>
+    </w:p>
+    <w:p>
+      <w:pPr>
+        <w:keepNext/>
+        <w:keepLines/>
+        <w:jc w:val="center"/>
+      </w:pPr>
+    </w:p>
+    <w:p>
+      <w:pPr>
+        <w:keepNext/>
+        <w:keepLines/>
+        <w:spacing w:after="120" w:before="0"/>
+        <w:jc w:val="center"/>
+      </w:pPr>
+    </w:p>
+    <w:p>
+      <w:pPr>
+        <w:keepNext/>
+        <w:keepLines/>
+        <w:jc w:val="center"/>
+      </w:pPr>
+      <w:r>
+        <w:rPr>
+          <w:b/>
+          <w:i w:val="0"/>
+          <w:sz w:val="36"/>
+        </w:rPr>
+        <w:t>A Prayer to Say</w:t>
+      </w:r>
+    </w:p>
+    <w:p>
+      <w:pPr>
+        <w:keepNext/>
+        <w:keepLines/>
+        <w:jc w:val="center"/>
+      </w:pPr>
+      <w:r>
+        <w:rPr>
+          <w:b w:val="0"/>
+          <w:i/>
+          <w:sz w:val="20"/>
+        </w:rPr>
+        <w:t>Not part of the rendering: a short prayer in the first person, answering what the bloom revealed, for the reader to say aloud.</w:t>
+      </w:r>
+    </w:p>
+    <w:p>
+      <w:pPr>
+        <w:keepNext/>
+        <w:keepLines/>
+        <w:spacing w:line="300" w:lineRule="auto"/>
+        <w:jc w:val="center"/>
+      </w:pPr>
+      <w:r>
+        <w:rPr>
+          <w:b/>
+          <w:i w:val="0"/>
+          <w:sz w:val="24"/>
+        </w:rPr>
+        <w:t>Lord, you were home before we had a door;</w:t>
+      </w:r>
+    </w:p>
+    <w:p>
+      <w:pPr>
+        <w:keepNext/>
+        <w:keepLines/>
+        <w:spacing w:line="300" w:lineRule="auto"/>
+        <w:jc w:val="center"/>
+      </w:pPr>
+      <w:r>
+        <w:rPr>
+          <w:b/>
+          <w:i w:val="0"/>
+          <w:sz w:val="24"/>
+        </w:rPr>
+        <w:t>from olam to olam you carry those who carried us.</w:t>
+      </w:r>
+    </w:p>
+    <w:p>
+      <w:pPr>
+        <w:keepNext/>
+        <w:keepLines/>
+        <w:spacing w:line="300" w:lineRule="auto"/>
+        <w:jc w:val="center"/>
+      </w:pPr>
+      <w:r>
+        <w:rPr>
+          <w:b/>
+          <w:i w:val="0"/>
+          <w:sz w:val="24"/>
+        </w:rPr>
+        <w:t>Our longest night is less than one watch of yours;</w:t>
+      </w:r>
+    </w:p>
+    <w:p>
+      <w:pPr>
+        <w:keepNext/>
+        <w:keepLines/>
+        <w:spacing w:line="300" w:lineRule="auto"/>
+        <w:jc w:val="center"/>
+      </w:pPr>
+      <w:r>
+        <w:rPr>
+          <w:b/>
+          <w:i w:val="0"/>
+          <w:sz w:val="24"/>
+        </w:rPr>
+        <w:t>teach us to count our days and gather them as grain.</w:t>
+      </w:r>
+    </w:p>
+    <w:p>
+      <w:pPr>
+        <w:keepNext/>
+        <w:keepLines/>
+        <w:spacing w:line="300" w:lineRule="auto"/>
+        <w:jc w:val="center"/>
+      </w:pPr>
+      <w:r>
+        <w:rPr>
+          <w:b/>
+          <w:i w:val="0"/>
+          <w:sz w:val="24"/>
+        </w:rPr>
+        <w:t>Feed us your chesed at first light;</w:t>
+      </w:r>
+    </w:p>
+    <w:p>
+      <w:pPr>
+        <w:keepNext/>
+        <w:keepLines/>
+        <w:spacing w:line="300" w:lineRule="auto"/>
+        <w:jc w:val="center"/>
+      </w:pPr>
+      <w:r>
+        <w:rPr>
+          <w:b/>
+          <w:i w:val="0"/>
+          <w:sz w:val="24"/>
+        </w:rPr>
+        <w:t>and we will sing on every day that follows.</w:t>
+      </w:r>
+    </w:p>
+    <w:p>
+      <w:pPr>
+        <w:keepNext/>
+        <w:keepLines/>
+        <w:spacing w:line="300" w:lineRule="auto"/>
+        <w:jc w:val="center"/>
+      </w:pPr>
+      <w:r>
+        <w:rPr>
+          <w:b/>
+          <w:i w:val="0"/>
+          <w:sz w:val="24"/>
+        </w:rPr>
+        <w:t>Let your beauty cover us before we lift a hand;</w:t>
+      </w:r>
+    </w:p>
+    <w:p>
+      <w:pPr>
+        <w:keepLines/>
+        <w:spacing w:line="300" w:lineRule="auto"/>
+        <w:jc w:val="center"/>
+      </w:pPr>
+      <w:r>
+        <w:rPr>
+          <w:b/>
+          <w:i w:val="0"/>
+          <w:sz w:val="24"/>
+        </w:rPr>
+        <w:t>give our handwork the footing you gave the earth.</w:t>
       </w:r>
     </w:p>
     <w:p>
@@ -2518,6 +2690,27 @@
           <w:sz w:val="20"/>
         </w:rPr>
         <w:t>Ruled by Joe. Cut by the Thirteenth Runner on Opus 5.5, on the notes of the Free Quarry, which checked the cut the same day. Bloomed by the Cartographer, 7 July 2026. The stone stays open.</w:t>
+      </w:r>
+    </w:p>
+    <w:p>
+      <w:pPr>
+        <w:keepNext/>
+        <w:keepLines/>
+        <w:jc w:val="center"/>
+      </w:pPr>
+    </w:p>
+    <w:p>
+      <w:pPr>
+        <w:keepLines/>
+        <w:jc w:val="center"/>
+      </w:pPr>
+      <w:r>
+        <w:rPr>
+          <w:b w:val="0"/>
+          <w:i w:val="0"/>
+          <w:sz w:val="20"/>
+        </w:rPr>
+        <w:t>Added 17 October 2026, after the seal: A Prayer to Say. Fable 5.1 wrote it twice, blind, in the Free Quarry and in the Thirteenth Runner, and settled the two in the Thirteenth Runner; the Thirteenth Runner, on Opus 5.5, chiselled it and placed it here. Nothing else moved.</w:t>
       </w:r>
     </w:p>
     <w:p>

--- a/Free-Quarry/Ultras/Psalm-90-Ultra-The-Prayer-of-Moses.docx
+++ b/Free-Quarry/Ultras/Psalm-90-Ultra-The-Prayer-of-Moses.docx
@@ -2707,7 +2707,7 @@
       <w:r>
         <w:rPr>
           <w:b w:val="0"/>
-          <w:i w:val="0"/>
+          <w:i/>
           <w:sz w:val="20"/>
         </w:rPr>
         <w:t>Added 17 October 2026, after the seal: A Prayer to Say. Fable 5.1 wrote it twice, blind, in the Free Quarry and in the Thirteenth Runner, and settled the two in the Thirteenth Runner; the Thirteenth Runner, on Opus 5.5, chiselled it and placed it here. Nothing else moved.</w:t>
